--- a/Mine2026/ОУ_11/Б11.docx
+++ b/Mine2026/ОУ_11/Б11.docx
@@ -977,7 +977,6 @@
           <w:i/>
         </w:rPr>
       </w:pPr>
-      <w:bookmarkStart w:id="4" w:name="_GoBack"/>
       <w:r>
         <w:rPr>
           <w:i/>
@@ -1035,7 +1034,6 @@
         <w:t>В колонке «Сотрудник» отображается список сотрудников, а на пересечении сотрудника и дня месяца один из трех вариантов: «8», «К» либо пустое поле.</w:t>
       </w:r>
     </w:p>
-    <w:bookmarkEnd w:id="4"/>
     <w:p/>
     <w:p>
       <w:pPr>
@@ -1508,6 +1506,7 @@
         <w:contextualSpacing w:val="0"/>
       </w:pPr>
       <w:r>
+        <w:lastRenderedPageBreak/>
         <w:t xml:space="preserve">Отчет может быть построен за любой расчетный период. </w:t>
       </w:r>
     </w:p>
@@ -1528,8 +1527,8 @@
         <w:pStyle w:val="2"/>
         <w:contextualSpacing w:val="0"/>
       </w:pPr>
-      <w:bookmarkStart w:id="5" w:name="h.tnddt5n422md" w:colFirst="0" w:colLast="0"/>
-      <w:bookmarkEnd w:id="5"/>
+      <w:bookmarkStart w:id="4" w:name="h.tnddt5n422md" w:colFirst="0" w:colLast="0"/>
+      <w:bookmarkEnd w:id="4"/>
       <w:r>
         <w:t>Бизнес-процесс</w:t>
       </w:r>
@@ -2769,287 +2768,11 @@
     <w:p>
       <w:pPr>
         <w:pStyle w:val="10"/>
-        <w:contextualSpacing w:val="0"/>
-      </w:pPr>
-    </w:p>
-    <w:p>
-      <w:pPr>
-        <w:pStyle w:val="10"/>
-        <w:contextualSpacing w:val="0"/>
-        <w:jc w:val="center"/>
-      </w:pPr>
-      <w:r>
-        <w:rPr>
-          <w:i/>
-        </w:rPr>
-        <w:t>Комментарии при сдаче</w:t>
-      </w:r>
-    </w:p>
-    <w:p>
-      <w:pPr>
-        <w:pStyle w:val="10"/>
-        <w:contextualSpacing w:val="0"/>
-      </w:pPr>
-    </w:p>
-    <w:p>
-      <w:pPr>
-        <w:pStyle w:val="10"/>
-        <w:contextualSpacing w:val="0"/>
-      </w:pPr>
-      <w:hyperlink r:id="rId7">
-        <w:r>
-          <w:rPr>
-            <w:b/>
-            <w:color w:val="1155CC"/>
-            <w:u w:val="single"/>
-          </w:rPr>
-          <w:t>http://chistov.spb.ru/forum/16-993-24058-16-1344618788</w:t>
-        </w:r>
-      </w:hyperlink>
-    </w:p>
-    <w:p>
-      <w:pPr>
-        <w:pStyle w:val="10"/>
-        <w:contextualSpacing w:val="0"/>
-      </w:pPr>
-      <w:r>
-        <w:rPr>
-          <w:b/>
-        </w:rPr>
-        <w:t>БУ</w:t>
-      </w:r>
-      <w:r>
-        <w:t xml:space="preserve">: </w:t>
-      </w:r>
-      <w:proofErr w:type="gramStart"/>
-      <w:r>
-        <w:t>В</w:t>
-      </w:r>
-      <w:proofErr w:type="gramEnd"/>
-      <w:r>
-        <w:t xml:space="preserve"> задаче сказано в документе прихода, указывается фактическая дата прихода и документ отправления. Преподаватель </w:t>
-      </w:r>
-      <w:proofErr w:type="gramStart"/>
-      <w:r>
-        <w:t>сказал</w:t>
-      </w:r>
-      <w:proofErr w:type="gramEnd"/>
-      <w:r>
-        <w:t xml:space="preserve"> что факт дата прихода и есть дата дока, что надо было уточнить.</w:t>
-      </w:r>
-    </w:p>
-    <w:p>
-      <w:pPr>
-        <w:pStyle w:val="10"/>
-        <w:contextualSpacing w:val="0"/>
-      </w:pPr>
-      <w:r>
-        <w:rPr>
-          <w:b/>
-        </w:rPr>
-        <w:t>СПР</w:t>
-      </w:r>
-      <w:r>
-        <w:t xml:space="preserve">: Расчеты про табель. </w:t>
-      </w:r>
-    </w:p>
-    <w:p>
-      <w:pPr>
-        <w:pStyle w:val="10"/>
-        <w:contextualSpacing w:val="0"/>
-      </w:pPr>
-      <w:r>
-        <w:t xml:space="preserve">Все часы указаны в табеле. Обошелся без графиков, что оказалось правильно. Кроме оклада есть еще </w:t>
-      </w:r>
-      <w:proofErr w:type="gramStart"/>
-      <w:r>
-        <w:t>премия(</w:t>
-      </w:r>
-      <w:proofErr w:type="gramEnd"/>
-      <w:r>
-        <w:t xml:space="preserve">% от оклада начисленного в том же периоде). Преподаватель </w:t>
-      </w:r>
-      <w:proofErr w:type="gramStart"/>
-      <w:r>
-        <w:t>сказал</w:t>
-      </w:r>
-      <w:proofErr w:type="gramEnd"/>
-      <w:r>
-        <w:t xml:space="preserve"> что у оклада не должно быть периода.</w:t>
-      </w:r>
-    </w:p>
-    <w:p>
-      <w:pPr>
-        <w:pStyle w:val="10"/>
-        <w:contextualSpacing w:val="0"/>
-      </w:pPr>
-      <w:r>
-        <w:t>Также смотрел на разделение итогов и спрашивал на что в коде влияет эта галочка.</w:t>
-      </w:r>
-    </w:p>
-    <w:p>
-      <w:pPr>
-        <w:pStyle w:val="10"/>
-        <w:contextualSpacing w:val="0"/>
-      </w:pPr>
-    </w:p>
-    <w:p>
-      <w:pPr>
-        <w:pStyle w:val="10"/>
-        <w:contextualSpacing w:val="0"/>
-      </w:pPr>
-      <w:hyperlink r:id="rId8">
-        <w:r>
-          <w:rPr>
-            <w:b/>
-            <w:color w:val="1155CC"/>
-            <w:u w:val="single"/>
-          </w:rPr>
-          <w:t>http://chistov.spb.ru/forum/16-993-26844-16-1354806659</w:t>
-        </w:r>
-      </w:hyperlink>
-    </w:p>
-    <w:p>
-      <w:pPr>
-        <w:pStyle w:val="10"/>
-        <w:contextualSpacing w:val="0"/>
-      </w:pPr>
-      <w:r>
-        <w:rPr>
-          <w:b/>
-        </w:rPr>
-        <w:t>ОУ</w:t>
-      </w:r>
-      <w:r>
-        <w:t xml:space="preserve"> в этой задаче прямо в </w:t>
-      </w:r>
-      <w:proofErr w:type="spellStart"/>
-      <w:r>
-        <w:t>т.ч</w:t>
-      </w:r>
-      <w:proofErr w:type="spellEnd"/>
-      <w:r>
-        <w:t xml:space="preserve">. расходной указывал сколько фактически пришло. Контроль остатков я не делал. </w:t>
-      </w:r>
-    </w:p>
-    <w:p>
-      <w:pPr>
-        <w:pStyle w:val="10"/>
-        <w:contextualSpacing w:val="0"/>
-      </w:pPr>
-      <w:r>
-        <w:rPr>
-          <w:b/>
-        </w:rPr>
-        <w:t>БУ</w:t>
-      </w:r>
-      <w:r>
-        <w:t xml:space="preserve"> задача 2.38, на счете "</w:t>
-      </w:r>
-      <w:proofErr w:type="spellStart"/>
-      <w:r>
-        <w:t>ТоварыВПути</w:t>
-      </w:r>
-      <w:proofErr w:type="spellEnd"/>
-      <w:r>
-        <w:t xml:space="preserve">" сделал следующие субконто: накладная, номенклатура, </w:t>
-      </w:r>
-      <w:proofErr w:type="spellStart"/>
-      <w:r>
-        <w:t>складотправитель</w:t>
-      </w:r>
-      <w:proofErr w:type="spellEnd"/>
-      <w:r>
-        <w:t xml:space="preserve">(об), </w:t>
-      </w:r>
-      <w:proofErr w:type="spellStart"/>
-      <w:r>
-        <w:t>датаприбытия</w:t>
-      </w:r>
-      <w:proofErr w:type="spellEnd"/>
-      <w:r>
-        <w:t xml:space="preserve">(об). В ошибках написали: аналитика задана избыточно. </w:t>
-      </w:r>
-    </w:p>
-    <w:p>
-      <w:pPr>
-        <w:pStyle w:val="10"/>
-        <w:contextualSpacing w:val="0"/>
-      </w:pPr>
-      <w:r>
-        <w:rPr>
-          <w:b/>
-        </w:rPr>
-        <w:t>СПР</w:t>
-      </w:r>
-      <w:r>
-        <w:t xml:space="preserve"> показалась мне очень мутной, ее я так и не понял. В общем документом табель писал данные о факт. </w:t>
-      </w:r>
-      <w:proofErr w:type="spellStart"/>
-      <w:r>
-        <w:t>отр.ч</w:t>
-      </w:r>
-      <w:proofErr w:type="spellEnd"/>
-      <w:r>
-        <w:t xml:space="preserve">. в РН, а также им же фиксировал невыходы в РР, т.е. если в ТЧ документа табель встречалась "Н", то заносил в РР основные начисления </w:t>
-      </w:r>
-      <w:proofErr w:type="spellStart"/>
-      <w:r>
-        <w:t>даные</w:t>
-      </w:r>
-      <w:proofErr w:type="spellEnd"/>
-      <w:r>
-        <w:t xml:space="preserve"> по невыходу на каждый день отдельно, причем оклад у меня не вытеснялся невыходом. Документом НЗ соответственно вносил данные об окладе и </w:t>
-      </w:r>
-      <w:proofErr w:type="gramStart"/>
-      <w:r>
-        <w:t>премии(</w:t>
-      </w:r>
-      <w:proofErr w:type="gramEnd"/>
-      <w:r>
-        <w:t xml:space="preserve">с ней все просто). </w:t>
-      </w:r>
-    </w:p>
-    <w:p>
-      <w:pPr>
-        <w:pStyle w:val="10"/>
-        <w:contextualSpacing w:val="0"/>
-      </w:pPr>
-      <w:r>
-        <w:t xml:space="preserve">В ошибках по СПР написали следующее: использование ПД для видов расчета, не нуждающихся в нем. К окладу или невыходу относится это замечание я так и не понял. Возможно в этой задаче стоит у ПВР ОН завести реквизит типа перечисление, где указывать что-то типа вида расчета и по невыходу фиксировать данные только в РН с указанием значения перечисления "Невыход", но это лишь догадки. </w:t>
-      </w:r>
-    </w:p>
-    <w:p>
-      <w:pPr>
-        <w:pStyle w:val="10"/>
-        <w:contextualSpacing w:val="0"/>
-      </w:pPr>
-      <w:r>
-        <w:rPr>
-          <w:i/>
-        </w:rPr>
-        <w:t xml:space="preserve">Комментарий от </w:t>
-      </w:r>
-      <w:proofErr w:type="spellStart"/>
-      <w:r>
-        <w:rPr>
-          <w:i/>
-        </w:rPr>
-        <w:t>romansun</w:t>
-      </w:r>
-      <w:proofErr w:type="spellEnd"/>
-      <w:r>
-        <w:t>: только сегодня решал её... Там действительно не нужен ПД, ибо оплата по тарифу = табель*фикс. ставку. Т.е. не нужен график тут, по сути. Другое дело, что в шапке-то указано, что предусмотреть возможность работы по нескольким графикам... Но если нет ПД, то нет и графика. Т.е. шапка задачи противоречит тому, что написано под рисунком )))</w:t>
-      </w:r>
-      <w:r>
-        <w:t xml:space="preserve"> </w:t>
-      </w:r>
-    </w:p>
-    <w:p>
-      <w:pPr>
-        <w:pStyle w:val="10"/>
         <w:ind w:firstLine="0"/>
-      </w:pPr>
+        <w:contextualSpacing w:val="0"/>
+      </w:pPr>
+      <w:bookmarkStart w:id="5" w:name="_GoBack"/>
+      <w:bookmarkEnd w:id="5"/>
     </w:p>
     <w:sectPr>
       <w:pgSz w:w="11906" w:h="16838"/>
@@ -4655,7 +4378,7 @@
 </file>
 
 <file path=customXml/itemProps1.xml><?xml version="1.0" encoding="utf-8"?>
-<ds:datastoreItem xmlns:ds="http://schemas.openxmlformats.org/officeDocument/2006/customXml" ds:itemID="{F0EDE399-9528-4259-A018-05A7A99BB95D}">
+<ds:datastoreItem xmlns:ds="http://schemas.openxmlformats.org/officeDocument/2006/customXml" ds:itemID="{37143615-BDB9-4BC1-A467-7F1FD2F22C27}">
   <ds:schemaRefs>
     <ds:schemaRef ds:uri="http://schemas.openxmlformats.org/officeDocument/2006/bibliography"/>
   </ds:schemaRefs>
